--- a/SUBMISSION/Communications_Engineering/3_Cover_letter/Cover_letter.docx
+++ b/SUBMISSION/Communications_Engineering/3_Cover_letter/Cover_letter.docx
@@ -31,7 +31,7 @@
         <w:spacing w:after="160"/>
       </w:pPr>
       <w:r>
-        <w:t>The manuscript makes exact screening possible for this non-monotone case. Bounds obtained by relaxing each term of an objective separately, combined with a decision order that makes the queueing term exactly computable on an incomplete design, allow provably safe elimination of infeasible and dominated architectures before any expensive evaluation. On spaces of up to 83 million candidates the method calls the expensive evaluator 16–63 times and reproduces the exhaustive Pareto front wherever exhaustive verification is tractable.</w:t>
+        <w:t>The manuscript makes exact screening possible for this non-monotone case. Bounds obtained by relaxing each term of an objective separately, combined with a decision order that makes the queueing term exactly computable on an incomplete design, allow provably safe elimination of infeasible and dominated architectures before any expensive evaluation. On spaces of up to 83 million candidates the method calls the expensive evaluator 16–61 times and reproduces the exhaustive Pareto front wherever exhaustive verification is tractable.</w:t>
       </w:r>
     </w:p>
     <w:p>
